--- a/Para la clase/Chunks clase 2.docx
+++ b/Para la clase/Chunks clase 2.docx
@@ -8,69 +8,23 @@
           <w:lang w:val="en-US"/>
         </w:rPr>
       </w:pPr>
-      <w:proofErr w:type="spellStart"/>
-      <w:proofErr w:type="gramStart"/>
-      <w:r>
-        <w:rPr>
-          <w:lang w:val="en-US"/>
-        </w:rPr>
-        <w:t>install.packages</w:t>
-      </w:r>
-      <w:proofErr w:type="spellEnd"/>
-      <w:proofErr w:type="gramEnd"/>
-      <w:r>
-        <w:rPr>
-          <w:lang w:val="en-US"/>
-        </w:rPr>
-        <w:t>(“here”, “</w:t>
-      </w:r>
-      <w:proofErr w:type="spellStart"/>
-      <w:r>
-        <w:rPr>
-          <w:lang w:val="en-US"/>
-        </w:rPr>
-        <w:t>readxl</w:t>
-      </w:r>
-      <w:proofErr w:type="spellEnd"/>
-      <w:r>
-        <w:rPr>
-          <w:lang w:val="en-US"/>
-        </w:rPr>
-        <w:t>”, “</w:t>
-      </w:r>
-      <w:proofErr w:type="spellStart"/>
-      <w:r>
-        <w:rPr>
-          <w:lang w:val="en-US"/>
-        </w:rPr>
-        <w:t>siebanxicor</w:t>
-      </w:r>
-      <w:proofErr w:type="spellEnd"/>
-      <w:r>
-        <w:rPr>
-          <w:lang w:val="en-US"/>
-        </w:rPr>
-        <w:t>”</w:t>
-      </w:r>
-      <w:r>
-        <w:rPr>
-          <w:lang w:val="en-US"/>
-        </w:rPr>
-        <w:t>,  “</w:t>
-      </w:r>
-      <w:proofErr w:type="spellStart"/>
-      <w:r>
-        <w:rPr>
-          <w:lang w:val="en-US"/>
-        </w:rPr>
-        <w:t>fredr</w:t>
-      </w:r>
-      <w:proofErr w:type="spellEnd"/>
-      <w:r>
-        <w:rPr>
-          <w:lang w:val="en-US"/>
-        </w:rPr>
-        <w:t xml:space="preserve">”, </w:t>
+      <w:r>
+        <w:rPr>
+          <w:lang w:val="en-US"/>
+        </w:rPr>
+        <w:t>install.packages(“here”, “readxl”, “siebanxicor”</w:t>
+      </w:r>
+      <w:r>
+        <w:rPr>
+          <w:lang w:val="en-US"/>
+        </w:rPr>
+        <w:t xml:space="preserve">,  “fredr”, </w:t>
+      </w:r>
+      <w:r>
+        <w:rPr>
+          <w:lang w:val="en-US"/>
+        </w:rPr>
+        <w:t>“tidyverse”, “tinytex”)</w:t>
       </w:r>
     </w:p>
     <w:p>
@@ -84,13 +38,8 @@
       <w:pPr>
         <w:pStyle w:val="Ttulo2"/>
       </w:pPr>
-      <w:proofErr w:type="spellStart"/>
-      <w:r>
-        <w:t>Chunk</w:t>
-      </w:r>
-      <w:proofErr w:type="spellEnd"/>
-      <w:r>
-        <w:t xml:space="preserve"> t</w:t>
+      <w:r>
+        <w:t>Chunk t</w:t>
       </w:r>
       <w:r>
         <w:t>ipo de cambio</w:t>
@@ -110,59 +59,23 @@
       </w:r>
     </w:p>
     <w:p>
-      <w:proofErr w:type="spellStart"/>
-      <w:r>
-        <w:t>library</w:t>
-      </w:r>
-      <w:proofErr w:type="spellEnd"/>
-      <w:r>
-        <w:t>(</w:t>
-      </w:r>
-      <w:proofErr w:type="spellStart"/>
-      <w:r>
-        <w:t>siebanxicor</w:t>
-      </w:r>
-      <w:proofErr w:type="spellEnd"/>
-      <w:r>
-        <w:t>)</w:t>
-      </w:r>
-    </w:p>
-    <w:p>
-      <w:proofErr w:type="spellStart"/>
-      <w:r>
-        <w:t>tokenbanxico</w:t>
-      </w:r>
-      <w:proofErr w:type="spellEnd"/>
-      <w:r>
-        <w:t xml:space="preserve"> = "722cbe96cb081225e74de97e4d37a564cf9d4d72d44701b772a3dfc8a8055383"</w:t>
-      </w:r>
-    </w:p>
-    <w:p>
-      <w:proofErr w:type="spellStart"/>
-      <w:r>
-        <w:t>setToken</w:t>
-      </w:r>
-      <w:proofErr w:type="spellEnd"/>
-      <w:r>
-        <w:t>(</w:t>
-      </w:r>
-      <w:proofErr w:type="spellStart"/>
-      <w:r>
-        <w:t>tokenbanxico</w:t>
-      </w:r>
-      <w:proofErr w:type="spellEnd"/>
-      <w:r>
-        <w:t>)</w:t>
-      </w:r>
-    </w:p>
-    <w:p>
-      <w:proofErr w:type="spellStart"/>
-      <w:r>
-        <w:t>idSeries</w:t>
-      </w:r>
-      <w:proofErr w:type="spellEnd"/>
-      <w:r>
-        <w:t xml:space="preserve"> &lt;- c("SF343410")</w:t>
+      <w:r>
+        <w:t>library(siebanxicor)</w:t>
+      </w:r>
+    </w:p>
+    <w:p>
+      <w:r>
+        <w:t>tokenbanxico = "722cbe96cb081225e74de97e4d37a564cf9d4d72d44701b772a3dfc8a8055383"</w:t>
+      </w:r>
+    </w:p>
+    <w:p>
+      <w:r>
+        <w:t>setToken(tokenbanxico)</w:t>
+      </w:r>
+    </w:p>
+    <w:p>
+      <w:r>
+        <w:t>idSeries &lt;- c("SF343410")</w:t>
       </w:r>
     </w:p>
     <w:p>
@@ -171,49 +84,25 @@
           <w:lang w:val="en-US"/>
         </w:rPr>
       </w:pPr>
-      <w:proofErr w:type="spellStart"/>
-      <w:r>
-        <w:rPr>
-          <w:lang w:val="en-US"/>
-        </w:rPr>
-        <w:t>tipo</w:t>
-      </w:r>
-      <w:proofErr w:type="spellEnd"/>
-      <w:r>
-        <w:rPr>
-          <w:lang w:val="en-US"/>
-        </w:rPr>
-        <w:t xml:space="preserve"> &lt;- </w:t>
-      </w:r>
-      <w:proofErr w:type="spellStart"/>
+      <w:r>
+        <w:rPr>
+          <w:lang w:val="en-US"/>
+        </w:rPr>
+        <w:t xml:space="preserve">tipo &lt;- </w:t>
+      </w:r>
       <w:proofErr w:type="gramStart"/>
       <w:r>
         <w:rPr>
           <w:lang w:val="en-US"/>
         </w:rPr>
-        <w:t>getSeriesData</w:t>
-      </w:r>
-      <w:proofErr w:type="spellEnd"/>
-      <w:r>
-        <w:rPr>
-          <w:lang w:val="en-US"/>
-        </w:rPr>
-        <w:t>(</w:t>
-      </w:r>
-      <w:proofErr w:type="spellStart"/>
+        <w:t>getSeriesData(</w:t>
+      </w:r>
       <w:proofErr w:type="gramEnd"/>
       <w:r>
         <w:rPr>
           <w:lang w:val="en-US"/>
         </w:rPr>
-        <w:t>idSeries</w:t>
-      </w:r>
-      <w:proofErr w:type="spellEnd"/>
-      <w:r>
-        <w:rPr>
-          <w:lang w:val="en-US"/>
-        </w:rPr>
-        <w:t>,</w:t>
+        <w:t>idSeries,</w:t>
       </w:r>
     </w:p>
     <w:p>
@@ -239,105 +128,33 @@
         <w:rPr>
           <w:lang w:val="en-US"/>
         </w:rPr>
-        <w:t xml:space="preserve">                    </w:t>
-      </w:r>
-      <w:proofErr w:type="spellStart"/>
-      <w:r>
-        <w:rPr>
-          <w:lang w:val="en-US"/>
-        </w:rPr>
-        <w:t>Sys.Date</w:t>
-      </w:r>
-      <w:proofErr w:type="spellEnd"/>
-      <w:r>
-        <w:rPr>
-          <w:lang w:val="en-US"/>
-        </w:rPr>
-        <w:t>())</w:t>
-      </w:r>
-    </w:p>
-    <w:p>
-      <w:pPr>
-        <w:rPr>
-          <w:lang w:val="en-US"/>
-        </w:rPr>
-      </w:pPr>
-      <w:proofErr w:type="spellStart"/>
-      <w:r>
-        <w:rPr>
-          <w:lang w:val="en-US"/>
-        </w:rPr>
-        <w:t>datosbanxico</w:t>
-      </w:r>
-      <w:proofErr w:type="spellEnd"/>
-      <w:r>
-        <w:rPr>
-          <w:lang w:val="en-US"/>
-        </w:rPr>
-        <w:t xml:space="preserve"> &lt;- </w:t>
-      </w:r>
-      <w:proofErr w:type="spellStart"/>
+        <w:t xml:space="preserve">                    Sys.Date())</w:t>
+      </w:r>
+    </w:p>
+    <w:p>
+      <w:r>
+        <w:t xml:space="preserve">datosbanxico &lt;- </w:t>
+      </w:r>
       <w:proofErr w:type="gramStart"/>
       <w:r>
-        <w:rPr>
-          <w:lang w:val="en-US"/>
-        </w:rPr>
-        <w:t>getSerieDataFrame</w:t>
-      </w:r>
-      <w:proofErr w:type="spellEnd"/>
-      <w:r>
-        <w:rPr>
-          <w:lang w:val="en-US"/>
-        </w:rPr>
-        <w:t>(</w:t>
-      </w:r>
-      <w:proofErr w:type="spellStart"/>
+        <w:t>getSerieDataFrame(</w:t>
+      </w:r>
       <w:proofErr w:type="gramEnd"/>
       <w:r>
-        <w:rPr>
-          <w:lang w:val="en-US"/>
-        </w:rPr>
-        <w:t>tipo</w:t>
-      </w:r>
-      <w:proofErr w:type="spellEnd"/>
-      <w:r>
-        <w:rPr>
-          <w:lang w:val="en-US"/>
-        </w:rPr>
-        <w:t>, "SF343410")</w:t>
-      </w:r>
-    </w:p>
-    <w:p>
-      <w:pPr>
-        <w:rPr>
-          <w:lang w:val="en-US"/>
-        </w:rPr>
-      </w:pPr>
-      <w:r>
-        <w:rPr>
-          <w:lang w:val="en-US"/>
-        </w:rPr>
+        <w:t>tipo, "SF343410")</w:t>
+      </w:r>
+    </w:p>
+    <w:p>
+      <w:r>
         <w:t>```</w:t>
       </w:r>
     </w:p>
-    <w:p>
-      <w:pPr>
-        <w:rPr>
-          <w:lang w:val="en-US"/>
-        </w:rPr>
-      </w:pPr>
-    </w:p>
+    <w:p/>
     <w:p>
       <w:pPr>
         <w:pStyle w:val="Ttulo2"/>
-        <w:rPr>
-          <w:lang w:val="en-US"/>
-        </w:rPr>
       </w:pPr>
       <w:r>
-        <w:rPr>
-          <w:lang w:val="en-US"/>
-        </w:rPr>
         <w:t>Chunk PIB EUA</w:t>
       </w:r>
     </w:p>
@@ -378,21 +195,7 @@
         <w:rPr>
           <w:lang w:val="en-US"/>
         </w:rPr>
-        <w:t>library(</w:t>
-      </w:r>
-      <w:proofErr w:type="spellStart"/>
-      <w:r>
-        <w:rPr>
-          <w:lang w:val="en-US"/>
-        </w:rPr>
-        <w:t>fredr</w:t>
-      </w:r>
-      <w:proofErr w:type="spellEnd"/>
-      <w:r>
-        <w:rPr>
-          <w:lang w:val="en-US"/>
-        </w:rPr>
-        <w:t>)</w:t>
+        <w:t>library(fredr)</w:t>
       </w:r>
     </w:p>
     <w:p>
@@ -401,19 +204,11 @@
           <w:lang w:val="en-US"/>
         </w:rPr>
       </w:pPr>
-      <w:proofErr w:type="spellStart"/>
-      <w:r>
-        <w:rPr>
-          <w:lang w:val="en-US"/>
-        </w:rPr>
-        <w:t>fredr_set_key</w:t>
-      </w:r>
-      <w:proofErr w:type="spellEnd"/>
-      <w:r>
-        <w:rPr>
-          <w:lang w:val="en-US"/>
-        </w:rPr>
-        <w:t>("bf6a6d9ade210364071b4810d5635c59")</w:t>
+      <w:r>
+        <w:rPr>
+          <w:lang w:val="en-US"/>
+        </w:rPr>
+        <w:t>fredr_set_key("bf6a6d9ade210364071b4810d5635c59")</w:t>
       </w:r>
     </w:p>
     <w:p>
@@ -422,49 +217,25 @@
           <w:lang w:val="en-US"/>
         </w:rPr>
       </w:pPr>
-      <w:proofErr w:type="spellStart"/>
-      <w:r>
-        <w:rPr>
-          <w:lang w:val="en-US"/>
-        </w:rPr>
-        <w:t>pibusa</w:t>
-      </w:r>
-      <w:proofErr w:type="spellEnd"/>
-      <w:r>
-        <w:rPr>
-          <w:lang w:val="en-US"/>
-        </w:rPr>
-        <w:t xml:space="preserve"> &lt;- </w:t>
-      </w:r>
-      <w:proofErr w:type="spellStart"/>
+      <w:r>
+        <w:rPr>
+          <w:lang w:val="en-US"/>
+        </w:rPr>
+        <w:t xml:space="preserve">pibusa &lt;- </w:t>
+      </w:r>
       <w:proofErr w:type="gramStart"/>
       <w:r>
         <w:rPr>
           <w:lang w:val="en-US"/>
         </w:rPr>
-        <w:t>fredr</w:t>
-      </w:r>
-      <w:proofErr w:type="spellEnd"/>
-      <w:r>
-        <w:rPr>
-          <w:lang w:val="en-US"/>
-        </w:rPr>
-        <w:t>(</w:t>
-      </w:r>
-      <w:proofErr w:type="spellStart"/>
+        <w:t>fredr(</w:t>
+      </w:r>
       <w:proofErr w:type="gramEnd"/>
       <w:r>
         <w:rPr>
           <w:lang w:val="en-US"/>
         </w:rPr>
-        <w:t>series_id</w:t>
-      </w:r>
-      <w:proofErr w:type="spellEnd"/>
-      <w:r>
-        <w:rPr>
-          <w:lang w:val="en-US"/>
-        </w:rPr>
-        <w:t xml:space="preserve"> = "GDPC1",</w:t>
+        <w:t>series_id = "GDPC1",</w:t>
       </w:r>
     </w:p>
     <w:p>
@@ -477,114 +248,54 @@
         <w:rPr>
           <w:lang w:val="en-US"/>
         </w:rPr>
+        <w:t xml:space="preserve">                      observation_start = </w:t>
+      </w:r>
+      <w:proofErr w:type="gramStart"/>
+      <w:r>
+        <w:rPr>
+          <w:lang w:val="en-US"/>
+        </w:rPr>
+        <w:t>as.Date</w:t>
+      </w:r>
+      <w:proofErr w:type="gramEnd"/>
+      <w:r>
+        <w:rPr>
+          <w:lang w:val="en-US"/>
+        </w:rPr>
+        <w:t>("2000-01-01"),</w:t>
+      </w:r>
+    </w:p>
+    <w:p>
+      <w:r>
+        <w:rPr>
+          <w:lang w:val="en-US"/>
+        </w:rPr>
         <w:t xml:space="preserve">                      </w:t>
       </w:r>
-      <w:proofErr w:type="spellStart"/>
-      <w:r>
-        <w:rPr>
-          <w:lang w:val="en-US"/>
-        </w:rPr>
-        <w:t>observation_start</w:t>
-      </w:r>
-      <w:proofErr w:type="spellEnd"/>
-      <w:r>
-        <w:rPr>
-          <w:lang w:val="en-US"/>
-        </w:rPr>
-        <w:t xml:space="preserve"> = </w:t>
-      </w:r>
-      <w:proofErr w:type="spellStart"/>
-      <w:proofErr w:type="gramStart"/>
-      <w:r>
-        <w:rPr>
-          <w:lang w:val="en-US"/>
-        </w:rPr>
-        <w:t>as.Date</w:t>
-      </w:r>
-      <w:proofErr w:type="spellEnd"/>
-      <w:proofErr w:type="gramEnd"/>
-      <w:r>
-        <w:rPr>
-          <w:lang w:val="en-US"/>
-        </w:rPr>
-        <w:t>("2000-01-01"),</w:t>
-      </w:r>
-    </w:p>
-    <w:p>
-      <w:pPr>
-        <w:rPr>
-          <w:lang w:val="en-US"/>
-        </w:rPr>
-      </w:pPr>
-      <w:r>
-        <w:rPr>
-          <w:lang w:val="en-US"/>
-        </w:rPr>
-        <w:t xml:space="preserve">                      units = "pc1")</w:t>
-      </w:r>
-    </w:p>
-    <w:p>
-      <w:pPr>
-        <w:rPr>
-          <w:lang w:val="en-US"/>
-        </w:rPr>
-      </w:pPr>
-      <w:r>
-        <w:rPr>
-          <w:lang w:val="en-US"/>
-        </w:rPr>
+      <w:r>
+        <w:t>units = "pc1")</w:t>
+      </w:r>
+    </w:p>
+    <w:p>
+      <w:r>
         <w:t>```</w:t>
       </w:r>
     </w:p>
-    <w:p>
-      <w:pPr>
-        <w:rPr>
-          <w:lang w:val="en-US"/>
-        </w:rPr>
-      </w:pPr>
-    </w:p>
-    <w:p>
-      <w:pPr>
-        <w:rPr>
-          <w:lang w:val="en-US"/>
-        </w:rPr>
-      </w:pPr>
-    </w:p>
-    <w:p>
-      <w:pPr>
-        <w:rPr>
-          <w:lang w:val="en-US"/>
-        </w:rPr>
-      </w:pPr>
-      <w:r>
-        <w:rPr>
-          <w:lang w:val="en-US"/>
-        </w:rPr>
+    <w:p/>
+    <w:p/>
+    <w:p>
+      <w:r>
         <w:t xml:space="preserve"> </w:t>
       </w:r>
     </w:p>
     <w:p>
       <w:pPr>
         <w:pStyle w:val="Ttulo2"/>
-        <w:rPr>
-          <w:lang w:val="en-US"/>
-        </w:rPr>
       </w:pPr>
       <w:r>
-        <w:rPr>
-          <w:lang w:val="en-US"/>
-        </w:rPr>
         <w:lastRenderedPageBreak/>
-        <w:t xml:space="preserve">Chunk </w:t>
-      </w:r>
-      <w:proofErr w:type="spellStart"/>
-      <w:r>
-        <w:rPr>
-          <w:lang w:val="en-US"/>
-        </w:rPr>
-        <w:t>Inflación</w:t>
-      </w:r>
-      <w:proofErr w:type="spellEnd"/>
+        <w:t>Chunk Inflación</w:t>
+      </w:r>
     </w:p>
     <w:p>
       <w:r>
@@ -596,33 +307,12 @@
       </w:r>
       <w:proofErr w:type="gramEnd"/>
       <w:r>
-        <w:t xml:space="preserve">r </w:t>
-      </w:r>
-      <w:proofErr w:type="spellStart"/>
-      <w:r>
-        <w:t>datosinflacion</w:t>
-      </w:r>
-      <w:proofErr w:type="spellEnd"/>
-      <w:r>
-        <w:t xml:space="preserve">, </w:t>
-      </w:r>
-      <w:proofErr w:type="spellStart"/>
-      <w:r>
-        <w:t>include</w:t>
-      </w:r>
-      <w:proofErr w:type="spellEnd"/>
-      <w:r>
-        <w:t>=FALSE}</w:t>
-      </w:r>
-    </w:p>
-    <w:p>
-      <w:proofErr w:type="spellStart"/>
-      <w:r>
-        <w:t>inegiapi</w:t>
-      </w:r>
-      <w:proofErr w:type="spellEnd"/>
-      <w:r>
-        <w:t xml:space="preserve"> &lt;- "2842b8e5-a899-63af-cc62-dccaca5fa8db"</w:t>
+        <w:t>r datosinflacion, include=FALSE}</w:t>
+      </w:r>
+    </w:p>
+    <w:p>
+      <w:r>
+        <w:t>inegiapi &lt;- "2842b8e5-a899-63af-cc62-dccaca5fa8db"</w:t>
       </w:r>
     </w:p>
     <w:p>
@@ -639,37 +329,16 @@
       </w:r>
     </w:p>
     <w:p>
-      <w:proofErr w:type="spellStart"/>
-      <w:r>
-        <w:t>inflaciondata</w:t>
-      </w:r>
-      <w:proofErr w:type="spellEnd"/>
-      <w:r>
-        <w:t xml:space="preserve"> &lt;- </w:t>
-      </w:r>
-      <w:proofErr w:type="spellStart"/>
-      <w:r>
-        <w:t>inegi_series_</w:t>
+      <w:r>
+        <w:t>inflaciondata &lt;- inegi_series_</w:t>
       </w:r>
       <w:proofErr w:type="gramStart"/>
       <w:r>
-        <w:t>multiple</w:t>
-      </w:r>
-      <w:proofErr w:type="spellEnd"/>
-      <w:r>
-        <w:t>(</w:t>
+        <w:t>multiple(</w:t>
       </w:r>
       <w:proofErr w:type="gramEnd"/>
       <w:r>
-        <w:t xml:space="preserve">datos, </w:t>
-      </w:r>
-      <w:proofErr w:type="spellStart"/>
-      <w:r>
-        <w:t>inegiapi</w:t>
-      </w:r>
-      <w:proofErr w:type="spellEnd"/>
-      <w:r>
-        <w:t xml:space="preserve">)  </w:t>
+        <w:t xml:space="preserve">datos, inegiapi)  </w:t>
       </w:r>
     </w:p>
     <w:p>
